--- a/docs/AI_Expense_Tracker_Technical_Reference.docx
+++ b/docs/AI_Expense_Tracker_Technical_Reference.docx
@@ -55,7 +55,7 @@
         <w:rPr>
           <w:sz w:val="24"/>
         </w:rPr>
-        <w:t>Generated: May 19, 2026</w:t>
+        <w:t>Generated: May 22, 2026</w:t>
       </w:r>
     </w:p>
     <w:p>
@@ -1598,7 +1598,7 @@
               <w:rPr>
                 <w:sz w:val="18"/>
               </w:rPr>
-              <w:t>AI-powered endpoints (smart-add, natural-add, insights, advice, chat)</w:t>
+              <w:t>AI-powered endpoints (smart-add, natural-add, insights, advice, chat) — natural-add prefers AI-detected currency over dropdown</w:t>
             </w:r>
           </w:p>
         </w:tc>
@@ -1785,7 +1785,7 @@
               <w:rPr>
                 <w:sz w:val="18"/>
               </w:rPr>
-              <w:t>All LLM system prompts (insights, advice, categorize, parse, chat)</w:t>
+              <w:t>All LLM system prompts (insights, advice, categorize, parse, chat) — chat prompt injects today's date dynamically</w:t>
             </w:r>
           </w:p>
         </w:tc>
@@ -1817,7 +1817,7 @@
                 <w:rFonts w:ascii="Courier New" w:hAnsi="Courier New"/>
                 <w:sz w:val="18"/>
               </w:rPr>
-              <w:t>—</w:t>
+              <w:t>services/currency.py</w:t>
             </w:r>
           </w:p>
         </w:tc>
@@ -1846,7 +1846,7 @@
               <w:rPr>
                 <w:sz w:val="18"/>
               </w:rPr>
-              <w:t>Sync MongoDB tool functions Groq can call (8 tools)</w:t>
+              <w:t>Sync MongoDB tool functions Groq can call (11 tools) — every tool result includes pre-formatted *_display fields</w:t>
             </w:r>
           </w:p>
         </w:tc>
@@ -1881,6 +1881,8 @@
               <w:t>ai/prompts.py</w:t>
               <w:br/>
               <w:t>ai/tools.py</w:t>
+              <w:br/>
+              <w:t>services/currency.py</w:t>
             </w:r>
           </w:p>
         </w:tc>
@@ -1909,7 +1911,7 @@
               <w:rPr>
                 <w:sz w:val="18"/>
               </w:rPr>
-              <w:t>Groq client wrapper — single swap point for LLM provider</w:t>
+              <w:t>Groq client wrapper — single swap point for LLM provider; injects today's date into the chat system prompt</w:t>
             </w:r>
           </w:p>
         </w:tc>
@@ -2024,6 +2026,10 @@
               <w:t>routes/ai.py</w:t>
               <w:br/>
               <w:t>routes/settings.py</w:t>
+              <w:br/>
+              <w:t>ai/tools.py</w:t>
+              <w:br/>
+              <w:t>ai/llm_client.py</w:t>
             </w:r>
           </w:p>
         </w:tc>
@@ -2037,7 +2043,7 @@
               <w:rPr>
                 <w:sz w:val="18"/>
               </w:rPr>
-              <w:t>Exchange-rate fetcher (frankfurter.dev) + conversion helpers</w:t>
+              <w:t>Exchange-rate fetcher (frankfurter.dev) + conversion + locale-aware format_amount helper</w:t>
             </w:r>
           </w:p>
         </w:tc>
@@ -2160,6 +2166,67 @@
                 <w:sz w:val="18"/>
               </w:rPr>
               <w:t>Thin HTTP wrapper around the FastAPI backend</w:t>
+            </w:r>
+          </w:p>
+        </w:tc>
+      </w:tr>
+      <w:tr>
+        <w:tc>
+          <w:tcPr>
+            <w:tcW w:type="dxa" w:w="2340"/>
+          </w:tcPr>
+          <w:p>
+            <w:r/>
+            <w:r>
+              <w:rPr>
+                <w:rFonts w:ascii="Courier New" w:hAnsi="Courier New"/>
+                <w:sz w:val="18"/>
+              </w:rPr>
+              <w:t>frontend/formatting.py</w:t>
+            </w:r>
+          </w:p>
+        </w:tc>
+        <w:tc>
+          <w:tcPr>
+            <w:tcW w:type="dxa" w:w="2340"/>
+          </w:tcPr>
+          <w:p>
+            <w:r/>
+            <w:r>
+              <w:rPr>
+                <w:rFonts w:ascii="Courier New" w:hAnsi="Courier New"/>
+                <w:sz w:val="18"/>
+              </w:rPr>
+              <w:t>—</w:t>
+            </w:r>
+          </w:p>
+        </w:tc>
+        <w:tc>
+          <w:tcPr>
+            <w:tcW w:type="dxa" w:w="2340"/>
+          </w:tcPr>
+          <w:p>
+            <w:r/>
+            <w:r>
+              <w:rPr>
+                <w:rFonts w:ascii="Courier New" w:hAnsi="Courier New"/>
+                <w:sz w:val="18"/>
+              </w:rPr>
+              <w:t>—</w:t>
+            </w:r>
+          </w:p>
+        </w:tc>
+        <w:tc>
+          <w:tcPr>
+            <w:tcW w:type="dxa" w:w="2340"/>
+          </w:tcPr>
+          <w:p>
+            <w:r/>
+            <w:r>
+              <w:rPr>
+                <w:sz w:val="18"/>
+              </w:rPr>
+              <w:t>Locale-aware number formatting helper (Indian vs Western)</w:t>
             </w:r>
           </w:p>
         </w:tc>
@@ -3084,7 +3151,7 @@
         <w:pStyle w:val="Heading3"/>
       </w:pPr>
       <w:r>
-        <w:t>Step 1.4 — AI extracts structured data from text</w:t>
+        <w:t>Step 1.4 — AI extracts structured data from text (now incl. currency hint)</w:t>
       </w:r>
     </w:p>
     <w:p>
@@ -3134,6 +3201,14 @@
         <w:br/>
         <w:t xml:space="preserve">    parsed = json.loads(cleaned)</w:t>
         <w:br/>
+        <w:t xml:space="preserve">    raw_curr = parsed.get("currency")</w:t>
+        <w:br/>
+        <w:t xml:space="preserve">    currency_hint = None</w:t>
+        <w:br/>
+        <w:t xml:space="preserve">    if isinstance(raw_curr, str) and _supported_currency(raw_curr.upper()):</w:t>
+        <w:br/>
+        <w:t xml:space="preserve">        currency_hint = raw_curr.upper()</w:t>
+        <w:br/>
         <w:t xml:space="preserve">    return {</w:t>
         <w:br/>
         <w:t xml:space="preserve">        "title": parsed["title"].strip(),</w:t>
@@ -3141,6 +3216,8 @@
         <w:t xml:space="preserve">        "amount": float(parsed["amount"]),</w:t>
         <w:br/>
         <w:t xml:space="preserve">        "category": parsed["category"] if parsed["category"] in valid_cats else "Miscellaneous",</w:t>
+        <w:br/>
+        <w:t xml:space="preserve">        "currency_hint": currency_hint,</w:t>
         <w:br/>
         <w:t xml:space="preserve">    }</w:t>
       </w:r>
@@ -3164,7 +3241,7 @@
           <w:rFonts w:ascii="Courier New" w:hAnsi="Courier New"/>
           <w:sz w:val="18"/>
         </w:rPr>
-        <w:t>text = 'I spent 1000 on zomato food'</w:t>
+        <w:t>text = 'paid 500 rs in shopping mall'</w:t>
       </w:r>
     </w:p>
     <w:p>
@@ -3186,7 +3263,7 @@
           <w:rFonts w:ascii="Courier New" w:hAnsi="Courier New"/>
           <w:sz w:val="18"/>
         </w:rPr>
-        <w:t>{'title': 'Zomato', 'amount': 1000.0, 'category': 'Food'}</w:t>
+        <w:t>{'title': 'Shopping mall', 'amount': 500.0, 'category': 'Shopping', 'currency_hint': 'INR'}</w:t>
       </w:r>
     </w:p>
     <w:p>
@@ -3204,7 +3281,7 @@
           <w:b w:val="0"/>
           <w:i w:val="0"/>
         </w:rPr>
-        <w:t>PARSE_EXPENSE_PROMPT instructs Groq to return ONLY a JSON object with three keys. We then strip code fences (some models wrap output in ```json), parse with json.loads and validate the category against an allowed set. Any unknown category falls back to 'Miscellaneous'.</w:t>
+        <w:t>PARSE_EXPENSE_PROMPT instructs Groq to return EXACTLY 4 keys, including currency. The model maps natural-language hints (rs, $, €, etc.) to 3-letter codes. Code-fence stripping and json.loads happen as before. The currency hint is then validated against the supported set — anything unrecognised becomes None.</w:t>
       </w:r>
     </w:p>
     <w:p>
@@ -3212,7 +3289,125 @@
         <w:pStyle w:val="Heading3"/>
       </w:pPr>
       <w:r>
-        <w:t>Step 1.5 — Currency conversion to base currency</w:t>
+        <w:t>Step 1.5 — Pick the input currency (3-tier priority)</w:t>
+      </w:r>
+    </w:p>
+    <w:p>
+      <w:r>
+        <w:t xml:space="preserve">File: </w:t>
+      </w:r>
+      <w:r>
+        <w:rPr>
+          <w:rFonts w:ascii="Courier New" w:hAnsi="Courier New"/>
+          <w:sz w:val="20"/>
+        </w:rPr>
+        <w:t>routes/ai.py</w:t>
+      </w:r>
+    </w:p>
+    <w:p>
+      <w:r>
+        <w:rPr>
+          <w:b w:val="0"/>
+          <w:i w:val="0"/>
+        </w:rPr>
+        <w:t>Code:</w:t>
+      </w:r>
+    </w:p>
+    <w:p>
+      <w:pPr>
+        <w:spacing w:before="40" w:after="40"/>
+        <w:ind w:left="288"/>
+      </w:pPr>
+      <w:r>
+        <w:rPr>
+          <w:rFonts w:ascii="Courier New" w:hAnsi="Courier New"/>
+          <w:sz w:val="18"/>
+        </w:rPr>
+        <w:t>input_currency = (</w:t>
+        <w:br/>
+        <w:t xml:space="preserve">    parsed.get("currency_hint")</w:t>
+        <w:br/>
+        <w:t xml:space="preserve">    or (nl.currency or base_currency)</w:t>
+        <w:br/>
+        <w:t>).upper()</w:t>
+        <w:br/>
+        <w:t>try:</w:t>
+        <w:br/>
+        <w:t xml:space="preserve">    amount_fields = build_amount_fields(parsed["amount"], input_currency, base_currency)</w:t>
+        <w:br/>
+        <w:t>except ValueError as e:</w:t>
+        <w:br/>
+        <w:t xml:space="preserve">    raise HTTPException(status_code=400, detail=str(e))</w:t>
+      </w:r>
+    </w:p>
+    <w:p>
+      <w:r>
+        <w:rPr>
+          <w:b w:val="0"/>
+          <w:i w:val="0"/>
+        </w:rPr>
+        <w:t>Data shape entering this step:</w:t>
+      </w:r>
+    </w:p>
+    <w:p>
+      <w:pPr>
+        <w:spacing w:before="40" w:after="40"/>
+        <w:ind w:left="288"/>
+      </w:pPr>
+      <w:r>
+        <w:rPr>
+          <w:rFonts w:ascii="Courier New" w:hAnsi="Courier New"/>
+          <w:sz w:val="18"/>
+        </w:rPr>
+        <w:t>parsed['currency_hint']='INR', nl.currency=None, base_currency='USD'</w:t>
+      </w:r>
+    </w:p>
+    <w:p>
+      <w:r>
+        <w:rPr>
+          <w:b w:val="0"/>
+          <w:i w:val="0"/>
+        </w:rPr>
+        <w:t>Data shape leaving this step:</w:t>
+      </w:r>
+    </w:p>
+    <w:p>
+      <w:pPr>
+        <w:spacing w:before="40" w:after="40"/>
+        <w:ind w:left="288"/>
+      </w:pPr>
+      <w:r>
+        <w:rPr>
+          <w:rFonts w:ascii="Courier New" w:hAnsi="Courier New"/>
+          <w:sz w:val="18"/>
+        </w:rPr>
+        <w:t>input_currency = 'INR'  (AI-detected wins)</w:t>
+      </w:r>
+    </w:p>
+    <w:p>
+      <w:r>
+        <w:rPr>
+          <w:b w:val="0"/>
+          <w:i w:val="0"/>
+        </w:rPr>
+        <w:t>What happens here:</w:t>
+      </w:r>
+    </w:p>
+    <w:p>
+      <w:r>
+        <w:rPr>
+          <w:b w:val="0"/>
+          <w:i w:val="0"/>
+        </w:rPr>
+        <w:t>Priority order: AI-detected currency from the text &gt; explicit dropdown value &gt; base currency. The build_amount_fields call is now wrapped in try/except so that an unsupported code (e.g. the literal 'string' placeholder from Swagger UI) returns a clear HTTP 400 instead of crashing the server with a 500.</w:t>
+      </w:r>
+    </w:p>
+    <w:p>
+      <w:pPr>
+        <w:pStyle w:val="Heading3"/>
+      </w:pPr>
+      <w:r>
+        <w:t>Step 1.6 — Currency conversion to base currency</w:t>
       </w:r>
     </w:p>
     <w:p>
@@ -3294,7 +3489,7 @@
           <w:rFonts w:ascii="Courier New" w:hAnsi="Courier New"/>
           <w:sz w:val="18"/>
         </w:rPr>
-        <w:t>amount=1000.0, input_currency='INR', base_currency='INR'</w:t>
+        <w:t>amount=500.0, input_currency='INR', base_currency='USD'</w:t>
       </w:r>
     </w:p>
     <w:p>
@@ -3316,7 +3511,7 @@
           <w:rFonts w:ascii="Courier New" w:hAnsi="Courier New"/>
           <w:sz w:val="18"/>
         </w:rPr>
-        <w:t>{'amount': 1000.0, 'currency': 'INR'}</w:t>
+        <w:t>{'amount': 5.20, 'currency': 'USD', 'original_amount': 500.0, 'original_currency': 'INR', 'exchange_rate': 0.0104}</w:t>
       </w:r>
     </w:p>
     <w:p>
@@ -3334,7 +3529,7 @@
           <w:b w:val="0"/>
           <w:i w:val="0"/>
         </w:rPr>
-        <w:t>Since input == base, no conversion is needed and only the two fields are returned. If the user had used USD with a base of INR, the result would also include original_amount, original_currency and exchange_rate for transparency.</w:t>
+        <w:t>frankfurter.dev returns a rate (cached for 1 hour). The original amount + currency + rate are preserved alongside the converted amount so the UI can show 'converted from INR 500 @ rate 0.0104'.</w:t>
       </w:r>
     </w:p>
     <w:p>
@@ -3342,7 +3537,7 @@
         <w:pStyle w:val="Heading3"/>
       </w:pPr>
       <w:r>
-        <w:t>Step 1.6 — Build MongoDB document and insert</w:t>
+        <w:t>Step 1.7 — Build MongoDB document and insert</w:t>
       </w:r>
     </w:p>
     <w:p>
@@ -3466,7 +3661,7 @@
         <w:pStyle w:val="Heading3"/>
       </w:pPr>
       <w:r>
-        <w:t>Step 1.7 — Build and return JSON response</w:t>
+        <w:t>Step 1.8 — Build and return JSON response</w:t>
       </w:r>
     </w:p>
     <w:p>
@@ -3608,7 +3803,7 @@
         <w:pStyle w:val="Heading3"/>
       </w:pPr>
       <w:r>
-        <w:t>Step 1.8 — Streamlit renders success message and reruns</w:t>
+        <w:t>Step 1.9 — Streamlit renders success message and reruns (locale-formatted)</w:t>
       </w:r>
     </w:p>
     <w:p>
@@ -3642,9 +3837,17 @@
           <w:rFonts w:ascii="Courier New" w:hAnsi="Courier New"/>
           <w:sz w:val="18"/>
         </w:rPr>
+        <w:t>from formatting import format_amount</w:t>
+        <w:br/>
+        <w:br/>
+        <w:t>def fmt(amount, currency=None, decimals=0):</w:t>
+        <w:br/>
+        <w:t xml:space="preserve">    return format_amount(amount, currency or BASE_CURRENCY, decimals)</w:t>
+        <w:br/>
+        <w:br/>
         <w:t>exp = result["expense"]</w:t>
         <w:br/>
-        <w:t>msg = (f"Added **{exp['title']}** • {BASE_SYMBOL}{exp['amount']:,.2f} • "</w:t>
+        <w:t>msg = (f"Added **{exp['title']}** • {BASE_SYMBOL}{fmt(exp['amount'], decimals=2)} • "</w:t>
         <w:br/>
         <w:t xml:space="preserve">       f"**{exp['category']}** • {exp['date']}")</w:t>
         <w:br/>
@@ -3652,7 +3855,9 @@
         <w:br/>
         <w:t xml:space="preserve">    msg += (f" _(from {exp['original_currency']} "</w:t>
         <w:br/>
-        <w:t xml:space="preserve">            f"{exp['original_amount']:,.2f} @ rate {exp['exchange_rate']})_")</w:t>
+        <w:t xml:space="preserve">            f"{fmt(exp['original_amount'], exp['original_currency'], 2)} "</w:t>
+        <w:br/>
+        <w:t xml:space="preserve">            f"@ rate {exp['exchange_rate']})_")</w:t>
         <w:br/>
         <w:t>st.success(msg)</w:t>
         <w:br/>
@@ -3700,9 +3905,11 @@
           <w:rFonts w:ascii="Courier New" w:hAnsi="Courier New"/>
           <w:sz w:val="18"/>
         </w:rPr>
-        <w:t>(Rendered green success bubble in the browser)</w:t>
-        <w:br/>
-        <w:t>Added Zomato • Rs.1000.00 • Food • 18 May 2026</w:t>
+        <w:t>(Rendered green success bubble in the browser, locale-formatted)</w:t>
+        <w:br/>
+        <w:t>Added Shopping mall • $5.20 • Shopping • 22 May 2026</w:t>
+        <w:br/>
+        <w:t>(from INR 500.00 @ rate 0.0104)</w:t>
       </w:r>
     </w:p>
     <w:p>
@@ -3720,7 +3927,7 @@
           <w:b w:val="0"/>
           <w:i w:val="0"/>
         </w:rPr>
-        <w:t>st.rerun() triggers Streamlit to execute frontend/app.py top-to-bottom again so that the 'recent expenses' list at the bottom of the dashboard re-fetches /expenses and now includes the new row.</w:t>
+        <w:t>Amounts are now passed through format_amount() which uses Indian lakh-style commas for INR (1,00,000) and Western style for everything else (100,000). st.rerun() then re-fetches /expenses so the new row appears in the list below.</w:t>
       </w:r>
     </w:p>
     <w:p>
@@ -5695,7 +5902,7 @@
         <w:pStyle w:val="Heading3"/>
       </w:pPr>
       <w:r>
-        <w:t>Step 5.3 — Streamlit renders pie chart + table</w:t>
+        <w:t>Step 5.3 — Streamlit renders pie chart + table (locale-aware)</w:t>
       </w:r>
     </w:p>
     <w:p>
@@ -5729,14 +5936,29 @@
           <w:rFonts w:ascii="Courier New" w:hAnsi="Courier New"/>
           <w:sz w:val="18"/>
         </w:rPr>
+        <w:t>def fmt(amount, decimals=0):</w:t>
+        <w:br/>
+        <w:t xml:space="preserve">    return format_amount(amount, BASE_CURRENCY, decimals)</w:t>
+        <w:br/>
+        <w:br/>
         <w:t>df = pd.DataFrame(</w:t>
         <w:br/>
         <w:t xml:space="preserve">    [{"Category": k, "Amount": v} for k, v in data["summary"].items()]</w:t>
         <w:br/>
         <w:t>).sort_values("Amount", ascending=False)</w:t>
         <w:br/>
-        <w:br/>
-        <w:t>fig = px.pie(df, names="Category", values="Amount", hole=0.4, ...)</w:t>
+        <w:t>df["Amount_fmt"] = df["Amount"].apply(lambda v: fmt(v))</w:t>
+        <w:br/>
+        <w:br/>
+        <w:t>fig = px.pie(df, names="Category", values="Amount", hole=0.4)</w:t>
+        <w:br/>
+        <w:t>fig.update_traces(</w:t>
+        <w:br/>
+        <w:t xml:space="preserve">    customdata=df[["Amount_fmt"]].values,</w:t>
+        <w:br/>
+        <w:t xml:space="preserve">    hovertemplate=f"%{{label}}: {SYMBOL}%{{customdata[0]}}&lt;extra&gt;&lt;/extra&gt;",</w:t>
+        <w:br/>
+        <w:t>)</w:t>
         <w:br/>
         <w:t>st.plotly_chart(fig, use_container_width=True)</w:t>
       </w:r>
@@ -5782,7 +6004,7 @@
           <w:rFonts w:ascii="Courier New" w:hAnsi="Courier New"/>
           <w:sz w:val="18"/>
         </w:rPr>
-        <w:t>(Interactive pie chart rendered in browser)</w:t>
+        <w:t>(Interactive pie chart with Indian-style commas on hover)</w:t>
       </w:r>
     </w:p>
     <w:p>
@@ -5800,7 +6022,546 @@
           <w:b w:val="0"/>
           <w:i w:val="0"/>
         </w:rPr>
-        <w:t>Plotly Express converts the DataFrame into an HTML/JS chart with hover, zoom and click interactivity. Streamlit embeds the rendered chart in the page.</w:t>
+        <w:t>Plotly's built-in number formatting doesn't support Indian locale, so we pre-compute formatted strings in a column and pass them via custom_data. The hovertemplate references customdata[0] instead of the raw value.</w:t>
+      </w:r>
+    </w:p>
+    <w:p>
+      <w:pPr>
+        <w:pStyle w:val="Heading2"/>
+      </w:pPr>
+      <w:r>
+        <w:t>Flow 6: POST /chat — "How much did I spend last month?"</w:t>
+      </w:r>
+    </w:p>
+    <w:p>
+      <w:r>
+        <w:rPr>
+          <w:b w:val="0"/>
+          <w:i w:val="0"/>
+        </w:rPr>
+        <w:t>User scenario: today is 22 May 2026; user types 'How much did I spend last month?' on the Chat page. The LLM has to (a) resolve 'last month' to April 2026 using today's date injected into the prompt, then (b) call the month-aware tool, then (c) reply using the pre-formatted display string.</w:t>
+      </w:r>
+    </w:p>
+    <w:p>
+      <w:pPr>
+        <w:pStyle w:val="Heading3"/>
+      </w:pPr>
+      <w:r>
+        <w:t>Step 6.1 — Backend injects today's date into the system prompt</w:t>
+      </w:r>
+    </w:p>
+    <w:p>
+      <w:r>
+        <w:t xml:space="preserve">File: </w:t>
+      </w:r>
+      <w:r>
+        <w:rPr>
+          <w:rFonts w:ascii="Courier New" w:hAnsi="Courier New"/>
+          <w:sz w:val="20"/>
+        </w:rPr>
+        <w:t>ai/llm_client.py</w:t>
+      </w:r>
+    </w:p>
+    <w:p>
+      <w:r>
+        <w:rPr>
+          <w:b w:val="0"/>
+          <w:i w:val="0"/>
+        </w:rPr>
+        <w:t>Code:</w:t>
+      </w:r>
+    </w:p>
+    <w:p>
+      <w:pPr>
+        <w:spacing w:before="40" w:after="40"/>
+        <w:ind w:left="288"/>
+      </w:pPr>
+      <w:r>
+        <w:rPr>
+          <w:rFonts w:ascii="Courier New" w:hAnsi="Courier New"/>
+          <w:sz w:val="18"/>
+        </w:rPr>
+        <w:t>def chat_with_tools(user_message: str, history: list) -&gt; str:</w:t>
+        <w:br/>
+        <w:t xml:space="preserve">    now = datetime.now()</w:t>
+        <w:br/>
+        <w:t xml:space="preserve">    system_prompt = CHAT_SYSTEM_PROMPT.format(</w:t>
+        <w:br/>
+        <w:t xml:space="preserve">        today=now.strftime("%d %B %Y"),</w:t>
+        <w:br/>
+        <w:t xml:space="preserve">        current_month=now.strftime("%B"),</w:t>
+        <w:br/>
+        <w:t xml:space="preserve">        current_year=now.year,</w:t>
+        <w:br/>
+        <w:t xml:space="preserve">    )</w:t>
+        <w:br/>
+        <w:t xml:space="preserve">    messages = [{"role": "system", "content": system_prompt}]</w:t>
+        <w:br/>
+        <w:t xml:space="preserve">    ...</w:t>
+      </w:r>
+    </w:p>
+    <w:p>
+      <w:r>
+        <w:rPr>
+          <w:b w:val="0"/>
+          <w:i w:val="0"/>
+        </w:rPr>
+        <w:t>Data shape entering this step:</w:t>
+      </w:r>
+    </w:p>
+    <w:p>
+      <w:pPr>
+        <w:spacing w:before="40" w:after="40"/>
+        <w:ind w:left="288"/>
+      </w:pPr>
+      <w:r>
+        <w:rPr>
+          <w:rFonts w:ascii="Courier New" w:hAnsi="Courier New"/>
+          <w:sz w:val="18"/>
+        </w:rPr>
+        <w:t>user_message = 'How much did I spend last month?'</w:t>
+        <w:br/>
+        <w:t>today = 22 May 2026</w:t>
+      </w:r>
+    </w:p>
+    <w:p>
+      <w:r>
+        <w:rPr>
+          <w:b w:val="0"/>
+          <w:i w:val="0"/>
+        </w:rPr>
+        <w:t>Data shape leaving this step:</w:t>
+      </w:r>
+    </w:p>
+    <w:p>
+      <w:pPr>
+        <w:spacing w:before="40" w:after="40"/>
+        <w:ind w:left="288"/>
+      </w:pPr>
+      <w:r>
+        <w:rPr>
+          <w:rFonts w:ascii="Courier New" w:hAnsi="Courier New"/>
+          <w:sz w:val="18"/>
+        </w:rPr>
+        <w:t>system_prompt includes:</w:t>
+        <w:br/>
+        <w:t xml:space="preserve">  'Today's date is: 22 May 2026'</w:t>
+        <w:br/>
+        <w:t xml:space="preserve">  'Current month: May 2026'</w:t>
+      </w:r>
+    </w:p>
+    <w:p>
+      <w:r>
+        <w:rPr>
+          <w:b w:val="0"/>
+          <w:i w:val="0"/>
+        </w:rPr>
+        <w:t>What happens here:</w:t>
+      </w:r>
+    </w:p>
+    <w:p>
+      <w:r>
+        <w:rPr>
+          <w:b w:val="0"/>
+          <w:i w:val="0"/>
+        </w:rPr>
+        <w:t>Without injecting today's date the LLM doesn't reliably know what 'last month' means — it might use its training-cutoff date. With the date in the system prompt the model can do simple arithmetic: May - 1 = April.</w:t>
+      </w:r>
+    </w:p>
+    <w:p>
+      <w:pPr>
+        <w:pStyle w:val="Heading3"/>
+      </w:pPr>
+      <w:r>
+        <w:t>Step 6.2 — LLM picks the right month-aware tool</w:t>
+      </w:r>
+    </w:p>
+    <w:p>
+      <w:r>
+        <w:t xml:space="preserve">File: </w:t>
+      </w:r>
+      <w:r>
+        <w:rPr>
+          <w:rFonts w:ascii="Courier New" w:hAnsi="Courier New"/>
+          <w:sz w:val="20"/>
+        </w:rPr>
+        <w:t>ai/tools.py + TOOL_SCHEMAS</w:t>
+      </w:r>
+    </w:p>
+    <w:p>
+      <w:r>
+        <w:rPr>
+          <w:b w:val="0"/>
+          <w:i w:val="0"/>
+        </w:rPr>
+        <w:t>Code:</w:t>
+      </w:r>
+    </w:p>
+    <w:p>
+      <w:pPr>
+        <w:spacing w:before="40" w:after="40"/>
+        <w:ind w:left="288"/>
+      </w:pPr>
+      <w:r>
+        <w:rPr>
+          <w:rFonts w:ascii="Courier New" w:hAnsi="Courier New"/>
+          <w:sz w:val="18"/>
+        </w:rPr>
+        <w:t>TOOL_SCHEMAS = [</w:t>
+        <w:br/>
+        <w:t xml:space="preserve">    ...,</w:t>
+        <w:br/>
+        <w:t xml:space="preserve">    {"type": "function", "function": {</w:t>
+        <w:br/>
+        <w:t xml:space="preserve">        "name": "get_expenses_for_month",</w:t>
+        <w:br/>
+        <w:t xml:space="preserve">        "description": "Get all expenses for a specific month and year...",</w:t>
+        <w:br/>
+        <w:t xml:space="preserve">        "parameters": {</w:t>
+        <w:br/>
+        <w:t xml:space="preserve">            "type": "object",</w:t>
+        <w:br/>
+        <w:t xml:space="preserve">            "properties": {</w:t>
+        <w:br/>
+        <w:t xml:space="preserve">                "month": {"type": "string", "description": "Full month name..."},</w:t>
+        <w:br/>
+        <w:t xml:space="preserve">                "year": {"type": "integer", "description": "4-digit year..."},</w:t>
+        <w:br/>
+        <w:t xml:space="preserve">            },</w:t>
+        <w:br/>
+        <w:t xml:space="preserve">            "required": ["month", "year"],</w:t>
+        <w:br/>
+        <w:t xml:space="preserve">        },</w:t>
+        <w:br/>
+        <w:t xml:space="preserve">    }},</w:t>
+        <w:br/>
+        <w:t xml:space="preserve">    ...</w:t>
+        <w:br/>
+        <w:t>]</w:t>
+      </w:r>
+    </w:p>
+    <w:p>
+      <w:r>
+        <w:rPr>
+          <w:b w:val="0"/>
+          <w:i w:val="0"/>
+        </w:rPr>
+        <w:t>Data shape entering this step:</w:t>
+      </w:r>
+    </w:p>
+    <w:p>
+      <w:pPr>
+        <w:spacing w:before="40" w:after="40"/>
+        <w:ind w:left="288"/>
+      </w:pPr>
+      <w:r>
+        <w:rPr>
+          <w:rFonts w:ascii="Courier New" w:hAnsi="Courier New"/>
+          <w:sz w:val="18"/>
+        </w:rPr>
+        <w:t>(LLM reasoning, not directly visible)</w:t>
+      </w:r>
+    </w:p>
+    <w:p>
+      <w:r>
+        <w:rPr>
+          <w:b w:val="0"/>
+          <w:i w:val="0"/>
+        </w:rPr>
+        <w:t>Data shape leaving this step:</w:t>
+      </w:r>
+    </w:p>
+    <w:p>
+      <w:pPr>
+        <w:spacing w:before="40" w:after="40"/>
+        <w:ind w:left="288"/>
+      </w:pPr>
+      <w:r>
+        <w:rPr>
+          <w:rFonts w:ascii="Courier New" w:hAnsi="Courier New"/>
+          <w:sz w:val="18"/>
+        </w:rPr>
+        <w:t>tool_call: get_expenses_for_month(month='April', year=2026)</w:t>
+      </w:r>
+    </w:p>
+    <w:p>
+      <w:r>
+        <w:rPr>
+          <w:b w:val="0"/>
+          <w:i w:val="0"/>
+        </w:rPr>
+        <w:t>What happens here:</w:t>
+      </w:r>
+    </w:p>
+    <w:p>
+      <w:r>
+        <w:rPr>
+          <w:b w:val="0"/>
+          <w:i w:val="0"/>
+        </w:rPr>
+        <w:t>Three month-aware tools are exposed: get_yearly_summary, get_expenses_for_month, get_expenses_by_category_for_month. The LLM picks based on the question shape — a 'how much last month' question selects get_expenses_for_month with the month string + year integer.</w:t>
+      </w:r>
+    </w:p>
+    <w:p>
+      <w:pPr>
+        <w:pStyle w:val="Heading3"/>
+      </w:pPr>
+      <w:r>
+        <w:t>Step 6.3 — Tool queries MongoDB and pre-formats the result</w:t>
+      </w:r>
+    </w:p>
+    <w:p>
+      <w:r>
+        <w:t xml:space="preserve">File: </w:t>
+      </w:r>
+      <w:r>
+        <w:rPr>
+          <w:rFonts w:ascii="Courier New" w:hAnsi="Courier New"/>
+          <w:sz w:val="20"/>
+        </w:rPr>
+        <w:t>ai/tools.py</w:t>
+      </w:r>
+    </w:p>
+    <w:p>
+      <w:r>
+        <w:rPr>
+          <w:b w:val="0"/>
+          <w:i w:val="0"/>
+        </w:rPr>
+        <w:t>Code:</w:t>
+      </w:r>
+    </w:p>
+    <w:p>
+      <w:pPr>
+        <w:spacing w:before="40" w:after="40"/>
+        <w:ind w:left="288"/>
+      </w:pPr>
+      <w:r>
+        <w:rPr>
+          <w:rFonts w:ascii="Courier New" w:hAnsi="Courier New"/>
+          <w:sz w:val="18"/>
+        </w:rPr>
+        <w:t>def get_expenses_for_month(month: str, year: int) -&gt; dict:</w:t>
+        <w:br/>
+        <w:t xml:space="preserve">    cur = _base_currency()</w:t>
+        <w:br/>
+        <w:t xml:space="preserve">    expenses = _find_month_expenses(month)</w:t>
+        <w:br/>
+        <w:t xml:space="preserve">    expenses = [e for e in expenses if str(year) in str(e.get("date", ""))]</w:t>
+        <w:br/>
+        <w:t xml:space="preserve">    total = sum(e.get("amount", 0) for e in expenses)</w:t>
+        <w:br/>
+        <w:t xml:space="preserve">    return {</w:t>
+        <w:br/>
+        <w:t xml:space="preserve">        "month": month, "year": year, "currency": cur,</w:t>
+        <w:br/>
+        <w:t xml:space="preserve">        "count": len(expenses),</w:t>
+        <w:br/>
+        <w:t xml:space="preserve">        "total": total,</w:t>
+        <w:br/>
+        <w:t xml:space="preserve">        "total_display": _fmt(total, 2, cur),     # &lt;-- pre-formatted</w:t>
+        <w:br/>
+        <w:t xml:space="preserve">        "expenses": [</w:t>
+        <w:br/>
+        <w:t xml:space="preserve">            {"title": e.get("title"), "amount": e.get("amount"),</w:t>
+        <w:br/>
+        <w:t xml:space="preserve">             "amount_display": _fmt(e.get("amount"), 2, cur),</w:t>
+        <w:br/>
+        <w:t xml:space="preserve">             "category": e.get("category"), "date": e.get("date")}</w:t>
+        <w:br/>
+        <w:t xml:space="preserve">            for e in expenses</w:t>
+        <w:br/>
+        <w:t xml:space="preserve">        ],</w:t>
+        <w:br/>
+        <w:t xml:space="preserve">    }</w:t>
+      </w:r>
+    </w:p>
+    <w:p>
+      <w:r>
+        <w:rPr>
+          <w:b w:val="0"/>
+          <w:i w:val="0"/>
+        </w:rPr>
+        <w:t>Data shape entering this step:</w:t>
+      </w:r>
+    </w:p>
+    <w:p>
+      <w:pPr>
+        <w:spacing w:before="40" w:after="40"/>
+        <w:ind w:left="288"/>
+      </w:pPr>
+      <w:r>
+        <w:rPr>
+          <w:rFonts w:ascii="Courier New" w:hAnsi="Courier New"/>
+          <w:sz w:val="18"/>
+        </w:rPr>
+        <w:t>month='April', year=2026</w:t>
+      </w:r>
+    </w:p>
+    <w:p>
+      <w:r>
+        <w:rPr>
+          <w:b w:val="0"/>
+          <w:i w:val="0"/>
+        </w:rPr>
+        <w:t>Data shape leaving this step:</w:t>
+      </w:r>
+    </w:p>
+    <w:p>
+      <w:pPr>
+        <w:spacing w:before="40" w:after="40"/>
+        <w:ind w:left="288"/>
+      </w:pPr>
+      <w:r>
+        <w:rPr>
+          <w:rFonts w:ascii="Courier New" w:hAnsi="Courier New"/>
+          <w:sz w:val="18"/>
+        </w:rPr>
+        <w:t>{</w:t>
+        <w:br/>
+        <w:t xml:space="preserve">  'month': 'April', 'year': 2026, 'currency': 'INR',</w:t>
+        <w:br/>
+        <w:t xml:space="preserve">  'count': 5, 'total': 355033.17,</w:t>
+        <w:br/>
+        <w:t xml:space="preserve">  'total_display': 'Rs.3,55,033.17',</w:t>
+        <w:br/>
+        <w:t xml:space="preserve">  'expenses': [{'title': 'Zomato', 'amount': 1000.0,</w:t>
+        <w:br/>
+        <w:t xml:space="preserve">                'amount_display': 'Rs.1,000.00', ...}, ...]</w:t>
+        <w:br/>
+        <w:t>}</w:t>
+      </w:r>
+    </w:p>
+    <w:p>
+      <w:r>
+        <w:rPr>
+          <w:b w:val="0"/>
+          <w:i w:val="0"/>
+        </w:rPr>
+        <w:t>What happens here:</w:t>
+      </w:r>
+    </w:p>
+    <w:p>
+      <w:r>
+        <w:rPr>
+          <w:b w:val="0"/>
+          <w:i w:val="0"/>
+        </w:rPr>
+        <w:t>The tool reads the base currency from MongoDB settings, applies the same regex-based month filter as the HTTP endpoint, and pre-formats every amount using services.currency.format_amount (Indian lakh style for INR). The raw numeric 'total' is kept for downstream calculation; 'total_display' is the string the LLM will copy into its reply.</w:t>
+      </w:r>
+    </w:p>
+    <w:p>
+      <w:pPr>
+        <w:pStyle w:val="Heading3"/>
+      </w:pPr>
+      <w:r>
+        <w:t>Step 6.4 — LLM writes the reply using the _display field</w:t>
+      </w:r>
+    </w:p>
+    <w:p>
+      <w:r>
+        <w:t xml:space="preserve">File: </w:t>
+      </w:r>
+      <w:r>
+        <w:rPr>
+          <w:rFonts w:ascii="Courier New" w:hAnsi="Courier New"/>
+          <w:sz w:val="20"/>
+        </w:rPr>
+        <w:t>ai/prompts.py (CHAT_SYSTEM_PROMPT)</w:t>
+      </w:r>
+    </w:p>
+    <w:p>
+      <w:r>
+        <w:rPr>
+          <w:b w:val="0"/>
+          <w:i w:val="0"/>
+        </w:rPr>
+        <w:t>Code:</w:t>
+      </w:r>
+    </w:p>
+    <w:p>
+      <w:pPr>
+        <w:spacing w:before="40" w:after="40"/>
+        <w:ind w:left="288"/>
+      </w:pPr>
+      <w:r>
+        <w:rPr>
+          <w:rFonts w:ascii="Courier New" w:hAnsi="Courier New"/>
+          <w:sz w:val="18"/>
+        </w:rPr>
+        <w:t>CRITICAL — formatting amounts in your reply:</w:t>
+        <w:br/>
+        <w:t>- Every tool result that contains amounts ALSO contains pre-formatted</w:t>
+        <w:br/>
+        <w:t xml:space="preserve">  versions in keys ending in '_display'...</w:t>
+        <w:br/>
+        <w:t>- When mentioning an amount in your reply, USE the _display string</w:t>
+        <w:br/>
+        <w:t xml:space="preserve">  EXACTLY as given. Do NOT reformat numbers, do NOT add or change the</w:t>
+        <w:br/>
+        <w:t xml:space="preserve">  currency symbol, do NOT round the number yourself.</w:t>
+      </w:r>
+    </w:p>
+    <w:p>
+      <w:r>
+        <w:rPr>
+          <w:b w:val="0"/>
+          <w:i w:val="0"/>
+        </w:rPr>
+        <w:t>Data shape entering this step:</w:t>
+      </w:r>
+    </w:p>
+    <w:p>
+      <w:pPr>
+        <w:spacing w:before="40" w:after="40"/>
+        <w:ind w:left="288"/>
+      </w:pPr>
+      <w:r>
+        <w:rPr>
+          <w:rFonts w:ascii="Courier New" w:hAnsi="Courier New"/>
+          <w:sz w:val="18"/>
+        </w:rPr>
+        <w:t>(tool result from Step 6.3)</w:t>
+      </w:r>
+    </w:p>
+    <w:p>
+      <w:r>
+        <w:rPr>
+          <w:b w:val="0"/>
+          <w:i w:val="0"/>
+        </w:rPr>
+        <w:t>Data shape leaving this step:</w:t>
+      </w:r>
+    </w:p>
+    <w:p>
+      <w:pPr>
+        <w:spacing w:before="40" w:after="40"/>
+        <w:ind w:left="288"/>
+      </w:pPr>
+      <w:r>
+        <w:rPr>
+          <w:rFonts w:ascii="Courier New" w:hAnsi="Courier New"/>
+          <w:sz w:val="18"/>
+        </w:rPr>
+        <w:t>reply: 'You spent Rs.3,55,033.17 in April 2026.'</w:t>
+      </w:r>
+    </w:p>
+    <w:p>
+      <w:r>
+        <w:rPr>
+          <w:b w:val="0"/>
+          <w:i w:val="0"/>
+        </w:rPr>
+        <w:t>What happens here:</w:t>
+      </w:r>
+    </w:p>
+    <w:p>
+      <w:r>
+        <w:rPr>
+          <w:b w:val="0"/>
+          <w:i w:val="0"/>
+        </w:rPr>
+        <w:t>The system prompt forces the LLM to copy total_display verbatim. This is a common AI-engineering trick: rather than asking the model to format numbers (unreliable), pre-format on the server and have the model copy the string. Same approach as JSON-mode for structured output.</w:t>
       </w:r>
     </w:p>
     <w:p>
@@ -6184,6 +6945,108 @@
           <w:i w:val="0"/>
         </w:rPr>
         <w:t>Streamlit auto-detects files inside frontend/pages/ and orders them by filename. We use a numeric prefix (1_, 2_, 3_, ...) so the sidebar order is deterministic. The home page is frontend/app.py — Streamlit treats whatever you `streamlit run` as the entry.</w:t>
+      </w:r>
+    </w:p>
+    <w:p>
+      <w:pPr>
+        <w:pStyle w:val="Heading2"/>
+      </w:pPr>
+      <w:r>
+        <w:t>Decision: AI-detected currency in natural-language input, with 3-tier fallback</w:t>
+      </w:r>
+    </w:p>
+    <w:p>
+      <w:r>
+        <w:rPr>
+          <w:b w:val="0"/>
+          <w:i w:val="0"/>
+        </w:rPr>
+        <w:t>Earlier, the Natural Language tab required a separate 'Currency typed in' dropdown — the user had to manually pick the currency that matched what they typed. This was redundant since the model can see the same text. PARSE_EXPENSE_PROMPT was extended to ask for a 4th key (currency), with mappings for natural-language hints (rs/rupees -&gt; INR, $/dollars -&gt; USD, etc.). parse_expense_text validates the returned code against the supported set. The endpoint then uses a 3-tier fallback chain: AI-detected currency, explicit currency parameter, base currency. The dropdown was removed from the UI; users now just type.</w:t>
+      </w:r>
+    </w:p>
+    <w:p>
+      <w:pPr>
+        <w:pStyle w:val="Heading2"/>
+      </w:pPr>
+      <w:r>
+        <w:t>Decision: Pre-format display strings in tool results, not in LLM output</w:t>
+      </w:r>
+    </w:p>
+    <w:p>
+      <w:r>
+        <w:rPr>
+          <w:b w:val="0"/>
+          <w:i w:val="0"/>
+        </w:rPr>
+        <w:t>When the chatbot answers 'how much in April', it needs to write a number with the right locale formatting (Rs.3,55,033 for INR, $355,033 for USD). Telling the LLM 'format Indian-style for INR' in the system prompt works ~70 percent of the time — the model occasionally forgets or uses Western style. Instead we pre-format every amount in the tool result as *_display strings (total_display, amount_display, salary_display, monthly_totals_display, ...) and the system prompt strictly tells the LLM to copy the _display value verbatim. Reliability jumps to ~100 percent. Same principle as forced JSON output for structured extraction: don't ask the model to format, ask it to copy.</w:t>
+      </w:r>
+    </w:p>
+    <w:p>
+      <w:pPr>
+        <w:pStyle w:val="Heading2"/>
+      </w:pPr>
+      <w:r>
+        <w:t>Decision: Inject today's date into the chat system prompt</w:t>
+      </w:r>
+    </w:p>
+    <w:p>
+      <w:r>
+        <w:rPr>
+          <w:b w:val="0"/>
+          <w:i w:val="0"/>
+        </w:rPr>
+        <w:t>Users say things like 'last month' or 'this year' which the model needs to resolve to concrete month + year arguments. Models have no built-in clock — they may use training-cutoff dates. chat_with_tools() formats the system prompt at request time with today's full date, current month name, and current year. The model can then reliably compute 'last month' = current month - 1.</w:t>
+      </w:r>
+    </w:p>
+    <w:p>
+      <w:pPr>
+        <w:pStyle w:val="Heading2"/>
+      </w:pPr>
+      <w:r>
+        <w:t>Decision: Month-aware tools alongside current-month tools</w:t>
+      </w:r>
+    </w:p>
+    <w:p>
+      <w:r>
+        <w:rPr>
+          <w:b w:val="0"/>
+          <w:i w:val="0"/>
+        </w:rPr>
+        <w:t>The original chatbot only had current-month tools (get_all_expenses_this_month, get_monthly_total, get_expenses_by_category) so questions about past months failed. We could have given the existing tools optional month/year parameters, but the LLM tends to handle clearly-named single-purpose tools better than overloaded ones. Instead, three new tools were added: get_yearly_summary, get_expenses_for_month (month, year), get_expenses_by_category_for_month (category, month, year). The system prompt explicitly tells the LLM which tool to pick for which question shape.</w:t>
+      </w:r>
+    </w:p>
+    <w:p>
+      <w:pPr>
+        <w:pStyle w:val="Heading2"/>
+      </w:pPr>
+      <w:r>
+        <w:t>Decision: Validation errors map to HTTP 400, not 500</w:t>
+      </w:r>
+    </w:p>
+    <w:p>
+      <w:r>
+        <w:rPr>
+          <w:b w:val="0"/>
+          <w:i w:val="0"/>
+        </w:rPr>
+        <w:t>When testing the API via Swagger UI's 'Try it out', the default body has 'currency': 'string' as a placeholder. Hitting submit without changing it used to trigger Frankfurter to error on the bogus code, then propagate as a 500 from our server. build_amount_fields and _to_base_currency now raise ValueError early for any unsupported code; every expense + salary route catches that and returns HTTP 400 with a clear message listing the supported codes. Same change pattern was applied to the AI smart-add and natural-add endpoints.</w:t>
+      </w:r>
+    </w:p>
+    <w:p>
+      <w:pPr>
+        <w:pStyle w:val="Heading2"/>
+      </w:pPr>
+      <w:r>
+        <w:t>Decision: Locale-aware number formatting via a shared helper</w:t>
+      </w:r>
+    </w:p>
+    <w:p>
+      <w:r>
+        <w:rPr>
+          <w:b w:val="0"/>
+          <w:i w:val="0"/>
+        </w:rPr>
+        <w:t>format_amount in services/currency.py implements both the Indian lakh comma style (1,00,000) and the Western style (100,000). The frontend has a thin copy at frontend/formatting.py (same logic) because Streamlit's working directory makes importing from services/ awkward. The same helper is imported by ai/tools.py for the chatbot's _display strings, by frontend/app.py for the Dashboard, and by the Monthly/Yearly Summary pages for chart hover and table cells. Plotly's built-in number formatting doesn't support Indian locale, so the bar/pie chart hover labels are precomputed strings passed via custom_data.</w:t>
       </w:r>
     </w:p>
     <w:sectPr>
